--- a/gdocs_build/John.docx
+++ b/gdocs_build/John.docx
@@ -17435,7 +17435,7 @@
               <w:rPr>
                 <w:sz w:val="18"/>
               </w:rPr>
-              <w:t>이런 말씀에 유대인들 사이에 또 분열이 생겼어요. 많은 사람이 말했죠. "미쳤어, 정신 나갔어—완전히 맛이 갔네. 왜 듣고 있어?" 하지만 확신하지 못하는 사람들도 있었어요. "이건 미친 사람의 말이 아니야. '정신 나간 사람'이 소경의 눈을 뜨게 할 수 있어?"</w:t>
+              <w:t>이런 말씀에 유대인들 사이에 또 분열이 생겼어요. 많은 사람이 말했죠. "미쳤어, 정신 나갔어. 왜 듣고 있어?" 하지만 확신하지 못하는 사람들도 있었어요. "이건 미친 사람의 말이 아니야. '정신 나간 사람'이 소경의 눈을 뜨게 할 수 있어?"</w:t>
             </w:r>
           </w:p>
         </w:tc>

--- a/gdocs_build/John.docx
+++ b/gdocs_build/John.docx
@@ -104,15 +104,6 @@
             <w:r>
               <w:rPr>
                 <w:b/>
-                <w:sz w:val="16"/>
-              </w:rPr>
-              <w:t>1-2</w:t>
-            </w:r>
-          </w:p>
-          <w:p>
-            <w:r>
-              <w:rPr>
-                <w:b/>
                 <w:sz w:val="18"/>
               </w:rPr>
               <w:t>The Life-Light</w:t>
@@ -125,15 +116,6 @@
           </w:tcPr>
           <w:p>
             <w:r/>
-            <w:r>
-              <w:rPr>
-                <w:b/>
-                <w:sz w:val="16"/>
-              </w:rPr>
-              <w:t>1-2</w:t>
-            </w:r>
-          </w:p>
-          <w:p>
             <w:r>
               <w:rPr>
                 <w:b/>
@@ -664,15 +646,6 @@
             <w:r>
               <w:rPr>
                 <w:b/>
-                <w:sz w:val="16"/>
-              </w:rPr>
-              <w:t>19-20</w:t>
-            </w:r>
-          </w:p>
-          <w:p>
-            <w:r>
-              <w:rPr>
-                <w:b/>
                 <w:sz w:val="18"/>
               </w:rPr>
               <w:t>Thunder in the Desert</w:t>
@@ -685,15 +658,6 @@
           </w:tcPr>
           <w:p>
             <w:r/>
-            <w:r>
-              <w:rPr>
-                <w:b/>
-                <w:sz w:val="16"/>
-              </w:rPr>
-              <w:t>19-20</w:t>
-            </w:r>
-          </w:p>
-          <w:p>
             <w:r>
               <w:rPr>
                 <w:b/>
@@ -1248,15 +1212,6 @@
             <w:r>
               <w:rPr>
                 <w:b/>
-                <w:sz w:val="16"/>
-              </w:rPr>
-              <w:t>29-31</w:t>
-            </w:r>
-          </w:p>
-          <w:p>
-            <w:r>
-              <w:rPr>
-                <w:b/>
                 <w:sz w:val="18"/>
               </w:rPr>
               <w:t>The God-Revealer</w:t>
@@ -1269,15 +1224,6 @@
           </w:tcPr>
           <w:p>
             <w:r/>
-            <w:r>
-              <w:rPr>
-                <w:b/>
-                <w:sz w:val="16"/>
-              </w:rPr>
-              <w:t>29-31</w:t>
-            </w:r>
-          </w:p>
-          <w:p>
             <w:r>
               <w:rPr>
                 <w:b/>
@@ -1453,15 +1399,6 @@
             <w:r>
               <w:rPr>
                 <w:b/>
-                <w:sz w:val="16"/>
-              </w:rPr>
-              <w:t>35-36</w:t>
-            </w:r>
-          </w:p>
-          <w:p>
-            <w:r>
-              <w:rPr>
-                <w:b/>
                 <w:sz w:val="18"/>
               </w:rPr>
               <w:t>Come, See for Yourself</w:t>
@@ -1474,15 +1411,6 @@
           </w:tcPr>
           <w:p>
             <w:r/>
-            <w:r>
-              <w:rPr>
-                <w:b/>
-                <w:sz w:val="16"/>
-              </w:rPr>
-              <w:t>35-36</w:t>
-            </w:r>
-          </w:p>
-          <w:p>
             <w:r>
               <w:rPr>
                 <w:b/>
@@ -2333,15 +2261,6 @@
             <w:r>
               <w:rPr>
                 <w:b/>
-                <w:sz w:val="16"/>
-              </w:rPr>
-              <w:t>1-3</w:t>
-            </w:r>
-          </w:p>
-          <w:p>
-            <w:r>
-              <w:rPr>
-                <w:b/>
                 <w:sz w:val="18"/>
               </w:rPr>
               <w:t>From Water to Wine</w:t>
@@ -2354,15 +2273,6 @@
           </w:tcPr>
           <w:p>
             <w:r/>
-            <w:r>
-              <w:rPr>
-                <w:b/>
-                <w:sz w:val="16"/>
-              </w:rPr>
-              <w:t>1-3</w:t>
-            </w:r>
-          </w:p>
-          <w:p>
             <w:r>
               <w:rPr>
                 <w:b/>
@@ -2964,15 +2874,6 @@
             <w:r>
               <w:rPr>
                 <w:b/>
-                <w:sz w:val="16"/>
-              </w:rPr>
-              <w:t>13-14</w:t>
-            </w:r>
-          </w:p>
-          <w:p>
-            <w:r>
-              <w:rPr>
-                <w:b/>
                 <w:sz w:val="18"/>
               </w:rPr>
               <w:t>Tear Down This Temple . . .</w:t>
@@ -2985,15 +2886,6 @@
           </w:tcPr>
           <w:p>
             <w:r/>
-            <w:r>
-              <w:rPr>
-                <w:b/>
-                <w:sz w:val="16"/>
-              </w:rPr>
-              <w:t>13-14</w:t>
-            </w:r>
-          </w:p>
-          <w:p>
             <w:r>
               <w:rPr>
                 <w:b/>
@@ -3449,15 +3341,6 @@
             <w:r>
               <w:rPr>
                 <w:b/>
-                <w:sz w:val="16"/>
-              </w:rPr>
-              <w:t>1-2</w:t>
-            </w:r>
-          </w:p>
-          <w:p>
-            <w:r>
-              <w:rPr>
-                <w:b/>
                 <w:sz w:val="18"/>
               </w:rPr>
               <w:t>Born from Above</w:t>
@@ -3470,15 +3353,6 @@
           </w:tcPr>
           <w:p>
             <w:r/>
-            <w:r>
-              <w:rPr>
-                <w:b/>
-                <w:sz w:val="16"/>
-              </w:rPr>
-              <w:t>1-2</w:t>
-            </w:r>
-          </w:p>
-          <w:p>
             <w:r>
               <w:rPr>
                 <w:b/>
@@ -4222,15 +4096,6 @@
             <w:r>
               <w:rPr>
                 <w:b/>
-                <w:sz w:val="16"/>
-              </w:rPr>
-              <w:t>22-26</w:t>
-            </w:r>
-          </w:p>
-          <w:p>
-            <w:r>
-              <w:rPr>
-                <w:b/>
                 <w:sz w:val="18"/>
               </w:rPr>
               <w:t>The Bridegroom's Friend</w:t>
@@ -4243,15 +4108,6 @@
           </w:tcPr>
           <w:p>
             <w:r/>
-            <w:r>
-              <w:rPr>
-                <w:b/>
-                <w:sz w:val="16"/>
-              </w:rPr>
-              <w:t>22-26</w:t>
-            </w:r>
-          </w:p>
-          <w:p>
             <w:r>
               <w:rPr>
                 <w:b/>
@@ -4707,15 +4563,6 @@
             <w:r>
               <w:rPr>
                 <w:b/>
-                <w:sz w:val="16"/>
-              </w:rPr>
-              <w:t>1-3</w:t>
-            </w:r>
-          </w:p>
-          <w:p>
-            <w:r>
-              <w:rPr>
-                <w:b/>
                 <w:sz w:val="18"/>
               </w:rPr>
               <w:t>The Woman at the Well</w:t>
@@ -4728,15 +4575,6 @@
           </w:tcPr>
           <w:p>
             <w:r/>
-            <w:r>
-              <w:rPr>
-                <w:b/>
-                <w:sz w:val="16"/>
-              </w:rPr>
-              <w:t>1-3</w:t>
-            </w:r>
-          </w:p>
-          <w:p>
             <w:r>
               <w:rPr>
                 <w:b/>
@@ -5985,15 +5823,6 @@
             <w:r>
               <w:rPr>
                 <w:b/>
-                <w:sz w:val="16"/>
-              </w:rPr>
-              <w:t>31</w:t>
-            </w:r>
-          </w:p>
-          <w:p>
-            <w:r>
-              <w:rPr>
-                <w:b/>
                 <w:sz w:val="18"/>
               </w:rPr>
               <w:t>It's Harvest Time</w:t>
@@ -6006,15 +5835,6 @@
           </w:tcPr>
           <w:p>
             <w:r/>
-            <w:r>
-              <w:rPr>
-                <w:b/>
-                <w:sz w:val="16"/>
-              </w:rPr>
-              <w:t>31</w:t>
-            </w:r>
-          </w:p>
-          <w:p>
             <w:r>
               <w:rPr>
                 <w:b/>
@@ -6975,15 +6795,6 @@
             <w:r>
               <w:rPr>
                 <w:b/>
-                <w:sz w:val="16"/>
-              </w:rPr>
-              <w:t>1-6</w:t>
-            </w:r>
-          </w:p>
-          <w:p>
-            <w:r>
-              <w:rPr>
-                <w:b/>
                 <w:sz w:val="18"/>
               </w:rPr>
               <w:t>Even on the Sabbath</w:t>
@@ -6996,15 +6807,6 @@
           </w:tcPr>
           <w:p>
             <w:r/>
-            <w:r>
-              <w:rPr>
-                <w:b/>
-                <w:sz w:val="16"/>
-              </w:rPr>
-              <w:t>1-6</w:t>
-            </w:r>
-          </w:p>
-          <w:p>
             <w:r>
               <w:rPr>
                 <w:b/>
@@ -7748,15 +7550,6 @@
             <w:r>
               <w:rPr>
                 <w:b/>
-                <w:sz w:val="16"/>
-              </w:rPr>
-              <w:t>19-20</w:t>
-            </w:r>
-          </w:p>
-          <w:p>
-            <w:r>
-              <w:rPr>
-                <w:b/>
                 <w:sz w:val="18"/>
               </w:rPr>
               <w:t>What the Father Does, the Son Does</w:t>
@@ -7769,15 +7562,6 @@
           </w:tcPr>
           <w:p>
             <w:r/>
-            <w:r>
-              <w:rPr>
-                <w:b/>
-                <w:sz w:val="16"/>
-              </w:rPr>
-              <w:t>19-20</w:t>
-            </w:r>
-          </w:p>
-          <w:p>
             <w:r>
               <w:rPr>
                 <w:b/>
@@ -8588,15 +8372,6 @@
             <w:r>
               <w:rPr>
                 <w:b/>
-                <w:sz w:val="16"/>
-              </w:rPr>
-              <w:t>1-4</w:t>
-            </w:r>
-          </w:p>
-          <w:p>
-            <w:r>
-              <w:rPr>
-                <w:b/>
                 <w:sz w:val="18"/>
               </w:rPr>
               <w:t>Bread and Fish for All</w:t>
@@ -8609,15 +8384,6 @@
           </w:tcPr>
           <w:p>
             <w:r/>
-            <w:r>
-              <w:rPr>
-                <w:b/>
-                <w:sz w:val="16"/>
-              </w:rPr>
-              <w:t>1-4</w:t>
-            </w:r>
-          </w:p>
-          <w:p>
             <w:r>
               <w:rPr>
                 <w:b/>
@@ -9503,15 +9269,6 @@
             <w:r>
               <w:rPr>
                 <w:b/>
-                <w:sz w:val="16"/>
-              </w:rPr>
-              <w:t>28</w:t>
-            </w:r>
-          </w:p>
-          <w:p>
-            <w:r>
-              <w:rPr>
-                <w:b/>
                 <w:sz w:val="18"/>
               </w:rPr>
               <w:t>The Bread of Life</w:t>
@@ -9524,15 +9281,6 @@
           </w:tcPr>
           <w:p>
             <w:r/>
-            <w:r>
-              <w:rPr>
-                <w:b/>
-                <w:sz w:val="16"/>
-              </w:rPr>
-              <w:t>28</w:t>
-            </w:r>
-          </w:p>
-          <w:p>
             <w:r>
               <w:rPr>
                 <w:b/>
@@ -10489,15 +10237,6 @@
             <w:r>
               <w:rPr>
                 <w:b/>
-                <w:sz w:val="16"/>
-              </w:rPr>
-              <w:t>60</w:t>
-            </w:r>
-          </w:p>
-          <w:p>
-            <w:r>
-              <w:rPr>
-                <w:b/>
                 <w:sz w:val="18"/>
               </w:rPr>
               <w:t>Too Tough to Swallow</w:t>
@@ -10510,15 +10249,6 @@
           </w:tcPr>
           <w:p>
             <w:r/>
-            <w:r>
-              <w:rPr>
-                <w:b/>
-                <w:sz w:val="16"/>
-              </w:rPr>
-              <w:t>60</w:t>
-            </w:r>
-          </w:p>
-          <w:p>
             <w:r>
               <w:rPr>
                 <w:b/>
@@ -11329,15 +11059,6 @@
             <w:r>
               <w:rPr>
                 <w:b/>
-                <w:sz w:val="16"/>
-              </w:rPr>
-              <w:t>14-15</w:t>
-            </w:r>
-          </w:p>
-          <w:p>
-            <w:r>
-              <w:rPr>
-                <w:b/>
                 <w:sz w:val="18"/>
               </w:rPr>
               <w:t>Could It Be the Messiah?</w:t>
@@ -11350,15 +11071,6 @@
           </w:tcPr>
           <w:p>
             <w:r/>
-            <w:r>
-              <w:rPr>
-                <w:b/>
-                <w:sz w:val="16"/>
-              </w:rPr>
-              <w:t>14-15</w:t>
-            </w:r>
-          </w:p>
-          <w:p>
             <w:r>
               <w:rPr>
                 <w:b/>
@@ -12603,15 +12315,6 @@
             <w:r>
               <w:rPr>
                 <w:b/>
-                <w:sz w:val="16"/>
-              </w:rPr>
-              <w:t>1-2</w:t>
-            </w:r>
-          </w:p>
-          <w:p>
-            <w:r>
-              <w:rPr>
-                <w:b/>
                 <w:sz w:val="18"/>
               </w:rPr>
               <w:t>To Throw the Stone</w:t>
@@ -12624,15 +12327,6 @@
           </w:tcPr>
           <w:p>
             <w:r/>
-            <w:r>
-              <w:rPr>
-                <w:b/>
-                <w:sz w:val="16"/>
-              </w:rPr>
-              <w:t>1-2</w:t>
-            </w:r>
-          </w:p>
-          <w:p>
             <w:r>
               <w:rPr>
                 <w:b/>
@@ -13037,15 +12731,6 @@
             <w:r>
               <w:rPr>
                 <w:b/>
-                <w:sz w:val="16"/>
-              </w:rPr>
-              <w:t>12</w:t>
-            </w:r>
-          </w:p>
-          <w:p>
-            <w:r>
-              <w:rPr>
-                <w:b/>
                 <w:sz w:val="18"/>
               </w:rPr>
               <w:t>You're Missing God in All This</w:t>
@@ -13058,15 +12743,6 @@
           </w:tcPr>
           <w:p>
             <w:r/>
-            <w:r>
-              <w:rPr>
-                <w:b/>
-                <w:sz w:val="16"/>
-              </w:rPr>
-              <w:t>12</w:t>
-            </w:r>
-          </w:p>
-          <w:p>
             <w:r>
               <w:rPr>
                 <w:b/>
@@ -13897,15 +13573,6 @@
             <w:r>
               <w:rPr>
                 <w:b/>
-                <w:sz w:val="16"/>
-              </w:rPr>
-              <w:t>31-32</w:t>
-            </w:r>
-          </w:p>
-          <w:p>
-            <w:r>
-              <w:rPr>
-                <w:b/>
                 <w:sz w:val="18"/>
               </w:rPr>
               <w:t>If the Son Sets You Free</w:t>
@@ -13918,15 +13585,6 @@
           </w:tcPr>
           <w:p>
             <w:r/>
-            <w:r>
-              <w:rPr>
-                <w:b/>
-                <w:sz w:val="16"/>
-              </w:rPr>
-              <w:t>31-32</w:t>
-            </w:r>
-          </w:p>
-          <w:p>
             <w:r>
               <w:rPr>
                 <w:b/>
@@ -14331,15 +13989,6 @@
             <w:r>
               <w:rPr>
                 <w:b/>
-                <w:sz w:val="16"/>
-              </w:rPr>
-              <w:t>48</w:t>
-            </w:r>
-          </w:p>
-          <w:p>
-            <w:r>
-              <w:rPr>
-                <w:b/>
                 <w:sz w:val="18"/>
               </w:rPr>
               <w:t>I Am Who I Am</w:t>
@@ -14352,15 +14001,6 @@
           </w:tcPr>
           <w:p>
             <w:r/>
-            <w:r>
-              <w:rPr>
-                <w:b/>
-                <w:sz w:val="16"/>
-              </w:rPr>
-              <w:t>48</w:t>
-            </w:r>
-          </w:p>
-          <w:p>
             <w:r>
               <w:rPr>
                 <w:b/>
@@ -14958,15 +14598,6 @@
             <w:r>
               <w:rPr>
                 <w:b/>
-                <w:sz w:val="16"/>
-              </w:rPr>
-              <w:t>1-2</w:t>
-            </w:r>
-          </w:p>
-          <w:p>
-            <w:r>
-              <w:rPr>
-                <w:b/>
                 <w:sz w:val="18"/>
               </w:rPr>
               <w:t>True Blindness</w:t>
@@ -14979,15 +14610,6 @@
           </w:tcPr>
           <w:p>
             <w:r/>
-            <w:r>
-              <w:rPr>
-                <w:b/>
-                <w:sz w:val="16"/>
-              </w:rPr>
-              <w:t>1-2</w:t>
-            </w:r>
-          </w:p>
-          <w:p>
             <w:r>
               <w:rPr>
                 <w:b/>
@@ -17045,15 +16667,6 @@
             <w:r>
               <w:rPr>
                 <w:b/>
-                <w:sz w:val="16"/>
-              </w:rPr>
-              <w:t>1-5</w:t>
-            </w:r>
-          </w:p>
-          <w:p>
-            <w:r>
-              <w:rPr>
-                <w:b/>
                 <w:sz w:val="18"/>
               </w:rPr>
               <w:t>He Calls His Sheep by Name</w:t>
@@ -17066,15 +16679,6 @@
           </w:tcPr>
           <w:p>
             <w:r/>
-            <w:r>
-              <w:rPr>
-                <w:b/>
-                <w:sz w:val="16"/>
-              </w:rPr>
-              <w:t>1-5</w:t>
-            </w:r>
-          </w:p>
-          <w:p>
             <w:r>
               <w:rPr>
                 <w:b/>
@@ -17956,15 +17560,6 @@
             <w:r>
               <w:rPr>
                 <w:b/>
-                <w:sz w:val="16"/>
-              </w:rPr>
-              <w:t>1-3</w:t>
-            </w:r>
-          </w:p>
-          <w:p>
-            <w:r>
-              <w:rPr>
-                <w:b/>
                 <w:sz w:val="18"/>
               </w:rPr>
               <w:t>The Death of Lazarus</w:t>
@@ -17977,15 +17572,6 @@
           </w:tcPr>
           <w:p>
             <w:r/>
-            <w:r>
-              <w:rPr>
-                <w:b/>
-                <w:sz w:val="16"/>
-              </w:rPr>
-              <w:t>1-3</w:t>
-            </w:r>
-          </w:p>
-          <w:p>
             <w:r>
               <w:rPr>
                 <w:b/>
@@ -19818,15 +19404,6 @@
             <w:r>
               <w:rPr>
                 <w:b/>
-                <w:sz w:val="16"/>
-              </w:rPr>
-              <w:t>45-48</w:t>
-            </w:r>
-          </w:p>
-          <w:p>
-            <w:r>
-              <w:rPr>
-                <w:b/>
                 <w:sz w:val="18"/>
               </w:rPr>
               <w:t>The Man Who Creates God-Signs</w:t>
@@ -19839,15 +19416,6 @@
           </w:tcPr>
           <w:p>
             <w:r/>
-            <w:r>
-              <w:rPr>
-                <w:b/>
-                <w:sz w:val="16"/>
-              </w:rPr>
-              <w:t>45-48</w:t>
-            </w:r>
-          </w:p>
-          <w:p>
             <w:r>
               <w:rPr>
                 <w:b/>
@@ -20303,15 +19871,6 @@
             <w:r>
               <w:rPr>
                 <w:b/>
-                <w:sz w:val="16"/>
-              </w:rPr>
-              <w:t>1-3</w:t>
-            </w:r>
-          </w:p>
-          <w:p>
-            <w:r>
-              <w:rPr>
-                <w:b/>
                 <w:sz w:val="18"/>
               </w:rPr>
               <w:t>Anointing His Feet</w:t>
@@ -20324,15 +19883,6 @@
           </w:tcPr>
           <w:p>
             <w:r/>
-            <w:r>
-              <w:rPr>
-                <w:b/>
-                <w:sz w:val="16"/>
-              </w:rPr>
-              <w:t>1-3</w:t>
-            </w:r>
-          </w:p>
-          <w:p>
             <w:r>
               <w:rPr>
                 <w:b/>
@@ -20650,15 +20200,6 @@
             <w:r>
               <w:rPr>
                 <w:b/>
-                <w:sz w:val="16"/>
-              </w:rPr>
-              <w:t>12-15</w:t>
-            </w:r>
-          </w:p>
-          <w:p>
-            <w:r>
-              <w:rPr>
-                <w:b/>
                 <w:sz w:val="18"/>
               </w:rPr>
               <w:t>See How Your King Comes</w:t>
@@ -20671,15 +20212,6 @@
           </w:tcPr>
           <w:p>
             <w:r/>
-            <w:r>
-              <w:rPr>
-                <w:b/>
-                <w:sz w:val="16"/>
-              </w:rPr>
-              <w:t>12-15</w:t>
-            </w:r>
-          </w:p>
-          <w:p>
             <w:r>
               <w:rPr>
                 <w:b/>
@@ -20958,15 +20490,6 @@
             <w:r>
               <w:rPr>
                 <w:b/>
-                <w:sz w:val="16"/>
-              </w:rPr>
-              <w:t>20-21</w:t>
-            </w:r>
-          </w:p>
-          <w:p>
-            <w:r>
-              <w:rPr>
-                <w:b/>
                 <w:sz w:val="18"/>
               </w:rPr>
               <w:t>A Grain of Wheat Must Die</w:t>
@@ -20979,15 +20502,6 @@
           </w:tcPr>
           <w:p>
             <w:r/>
-            <w:r>
-              <w:rPr>
-                <w:b/>
-                <w:sz w:val="16"/>
-              </w:rPr>
-              <w:t>20-21</w:t>
-            </w:r>
-          </w:p>
-          <w:p>
             <w:r>
               <w:rPr>
                 <w:b/>
@@ -21676,15 +21190,6 @@
             <w:r>
               <w:rPr>
                 <w:b/>
-                <w:sz w:val="16"/>
-              </w:rPr>
-              <w:t>36-40</w:t>
-            </w:r>
-          </w:p>
-          <w:p>
-            <w:r>
-              <w:rPr>
-                <w:b/>
                 <w:sz w:val="18"/>
               </w:rPr>
               <w:t>Their Eyes Are Blinded</w:t>
@@ -21697,15 +21202,6 @@
           </w:tcPr>
           <w:p>
             <w:r/>
-            <w:r>
-              <w:rPr>
-                <w:b/>
-                <w:sz w:val="16"/>
-              </w:rPr>
-              <w:t>36-40</w:t>
-            </w:r>
-          </w:p>
-          <w:p>
             <w:r>
               <w:rPr>
                 <w:b/>
@@ -22185,15 +21681,6 @@
             <w:r>
               <w:rPr>
                 <w:b/>
-                <w:sz w:val="16"/>
-              </w:rPr>
-              <w:t>1-2</w:t>
-            </w:r>
-          </w:p>
-          <w:p>
-            <w:r>
-              <w:rPr>
-                <w:b/>
                 <w:sz w:val="18"/>
               </w:rPr>
               <w:t>Washing His Disciples' Feet</w:t>
@@ -22206,15 +21693,6 @@
           </w:tcPr>
           <w:p>
             <w:r/>
-            <w:r>
-              <w:rPr>
-                <w:b/>
-                <w:sz w:val="16"/>
-              </w:rPr>
-              <w:t>1-2</w:t>
-            </w:r>
-          </w:p>
-          <w:p>
             <w:r>
               <w:rPr>
                 <w:b/>
@@ -22753,15 +22231,6 @@
             <w:r>
               <w:rPr>
                 <w:b/>
-                <w:sz w:val="16"/>
-              </w:rPr>
-              <w:t>18-20</w:t>
-            </w:r>
-          </w:p>
-          <w:p>
-            <w:r>
-              <w:rPr>
-                <w:b/>
                 <w:sz w:val="18"/>
               </w:rPr>
               <w:t>The One Who Ate Bread at My Table</w:t>
@@ -22774,15 +22243,6 @@
           </w:tcPr>
           <w:p>
             <w:r/>
-            <w:r>
-              <w:rPr>
-                <w:b/>
-                <w:sz w:val="16"/>
-              </w:rPr>
-              <w:t>18-20</w:t>
-            </w:r>
-          </w:p>
-          <w:p>
             <w:r>
               <w:rPr>
                 <w:b/>
@@ -23274,15 +22734,6 @@
             <w:r>
               <w:rPr>
                 <w:b/>
-                <w:sz w:val="16"/>
-              </w:rPr>
-              <w:t>31-32</w:t>
-            </w:r>
-          </w:p>
-          <w:p>
-            <w:r>
-              <w:rPr>
-                <w:b/>
                 <w:sz w:val="18"/>
               </w:rPr>
               <w:t>A New Command</w:t>
@@ -23295,15 +22746,6 @@
           </w:tcPr>
           <w:p>
             <w:r/>
-            <w:r>
-              <w:rPr>
-                <w:b/>
-                <w:sz w:val="16"/>
-              </w:rPr>
-              <w:t>31-32</w:t>
-            </w:r>
-          </w:p>
-          <w:p>
             <w:r>
               <w:rPr>
                 <w:b/>
@@ -23838,15 +23280,6 @@
             <w:r>
               <w:rPr>
                 <w:b/>
-                <w:sz w:val="16"/>
-              </w:rPr>
-              <w:t>1-4</w:t>
-            </w:r>
-          </w:p>
-          <w:p>
-            <w:r>
-              <w:rPr>
-                <w:b/>
                 <w:sz w:val="18"/>
               </w:rPr>
               <w:t>The Road</w:t>
@@ -23859,15 +23292,6 @@
           </w:tcPr>
           <w:p>
             <w:r/>
-            <w:r>
-              <w:rPr>
-                <w:b/>
-                <w:sz w:val="16"/>
-              </w:rPr>
-              <w:t>1-4</w:t>
-            </w:r>
-          </w:p>
-          <w:p>
             <w:r>
               <w:rPr>
                 <w:b/>
@@ -24327,15 +23751,6 @@
             <w:r>
               <w:rPr>
                 <w:b/>
-                <w:sz w:val="16"/>
-              </w:rPr>
-              <w:t>15-17</w:t>
-            </w:r>
-          </w:p>
-          <w:p>
-            <w:r>
-              <w:rPr>
-                <w:b/>
                 <w:sz w:val="18"/>
               </w:rPr>
               <w:t>The Spirit of Truth</w:t>
@@ -24348,15 +23763,6 @@
           </w:tcPr>
           <w:p>
             <w:r/>
-            <w:r>
-              <w:rPr>
-                <w:b/>
-                <w:sz w:val="16"/>
-              </w:rPr>
-              <w:t>15-17</w:t>
-            </w:r>
-          </w:p>
-          <w:p>
             <w:r>
               <w:rPr>
                 <w:b/>
@@ -25033,15 +24439,6 @@
             <w:r>
               <w:rPr>
                 <w:b/>
-                <w:sz w:val="16"/>
-              </w:rPr>
-              <w:t>1-3</w:t>
-            </w:r>
-          </w:p>
-          <w:p>
-            <w:r>
-              <w:rPr>
-                <w:b/>
                 <w:sz w:val="18"/>
               </w:rPr>
               <w:t>The Vine and the Branches</w:t>
@@ -25054,15 +24451,6 @@
           </w:tcPr>
           <w:p>
             <w:r/>
-            <w:r>
-              <w:rPr>
-                <w:b/>
-                <w:sz w:val="16"/>
-              </w:rPr>
-              <w:t>1-3</w:t>
-            </w:r>
-          </w:p>
-          <w:p>
             <w:r>
               <w:rPr>
                 <w:b/>
@@ -25593,15 +24981,6 @@
             <w:r>
               <w:rPr>
                 <w:b/>
-                <w:sz w:val="16"/>
-              </w:rPr>
-              <w:t>18-19</w:t>
-            </w:r>
-          </w:p>
-          <w:p>
-            <w:r>
-              <w:rPr>
-                <w:b/>
                 <w:sz w:val="18"/>
               </w:rPr>
               <w:t>Hated by the World</w:t>
@@ -25614,15 +24993,6 @@
           </w:tcPr>
           <w:p>
             <w:r/>
-            <w:r>
-              <w:rPr>
-                <w:b/>
-                <w:sz w:val="16"/>
-              </w:rPr>
-              <w:t>18-19</w:t>
-            </w:r>
-          </w:p>
-          <w:p>
             <w:r>
               <w:rPr>
                 <w:b/>
@@ -26007,15 +25377,6 @@
             <w:r>
               <w:rPr>
                 <w:b/>
-                <w:sz w:val="16"/>
-              </w:rPr>
-              <w:t>1-4</w:t>
-            </w:r>
-          </w:p>
-          <w:p>
-            <w:r>
-              <w:rPr>
-                <w:b/>
                 <w:sz w:val="18"/>
               </w:rPr>
               <w:t>Hated by the World</w:t>
@@ -26028,15 +25389,6 @@
           </w:tcPr>
           <w:p>
             <w:r/>
-            <w:r>
-              <w:rPr>
-                <w:b/>
-                <w:sz w:val="16"/>
-              </w:rPr>
-              <w:t>1-4</w:t>
-            </w:r>
-          </w:p>
-          <w:p>
             <w:r>
               <w:rPr>
                 <w:b/>
@@ -26141,15 +25493,6 @@
             <w:r>
               <w:rPr>
                 <w:b/>
-                <w:sz w:val="16"/>
-              </w:rPr>
-              <w:t>4-7</w:t>
-            </w:r>
-          </w:p>
-          <w:p>
-            <w:r>
-              <w:rPr>
-                <w:b/>
                 <w:sz w:val="18"/>
               </w:rPr>
               <w:t>The Friend Will Come</w:t>
@@ -26162,15 +25505,6 @@
           </w:tcPr>
           <w:p>
             <w:r/>
-            <w:r>
-              <w:rPr>
-                <w:b/>
-                <w:sz w:val="16"/>
-              </w:rPr>
-              <w:t>4-7</w:t>
-            </w:r>
-          </w:p>
-          <w:p>
             <w:r>
               <w:rPr>
                 <w:b/>
@@ -26488,15 +25822,6 @@
             <w:r>
               <w:rPr>
                 <w:b/>
-                <w:sz w:val="16"/>
-              </w:rPr>
-              <w:t>17-18</w:t>
-            </w:r>
-          </w:p>
-          <w:p>
-            <w:r>
-              <w:rPr>
-                <w:b/>
                 <w:sz w:val="18"/>
               </w:rPr>
               <w:t>Joy Like a River Overflowing</w:t>
@@ -26509,15 +25834,6 @@
           </w:tcPr>
           <w:p>
             <w:r/>
-            <w:r>
-              <w:rPr>
-                <w:b/>
-                <w:sz w:val="16"/>
-              </w:rPr>
-              <w:t>17-18</w:t>
-            </w:r>
-          </w:p>
-          <w:p>
             <w:r>
               <w:rPr>
                 <w:b/>
@@ -27115,15 +26431,6 @@
             <w:r>
               <w:rPr>
                 <w:b/>
-                <w:sz w:val="16"/>
-              </w:rPr>
-              <w:t>1-5</w:t>
-            </w:r>
-          </w:p>
-          <w:p>
-            <w:r>
-              <w:rPr>
-                <w:b/>
                 <w:sz w:val="18"/>
               </w:rPr>
               <w:t>Jesus' Prayer for His Followers</w:t>
@@ -27136,15 +26443,6 @@
           </w:tcPr>
           <w:p>
             <w:r/>
-            <w:r>
-              <w:rPr>
-                <w:b/>
-                <w:sz w:val="16"/>
-              </w:rPr>
-              <w:t>1-5</w:t>
-            </w:r>
-          </w:p>
-          <w:p>
             <w:r>
               <w:rPr>
                 <w:b/>
@@ -27608,15 +26906,6 @@
             <w:r>
               <w:rPr>
                 <w:b/>
-                <w:sz w:val="16"/>
-              </w:rPr>
-              <w:t>1</w:t>
-            </w:r>
-          </w:p>
-          <w:p>
-            <w:r>
-              <w:rPr>
-                <w:b/>
                 <w:sz w:val="18"/>
               </w:rPr>
               <w:t>Seized in the Garden at Night</w:t>
@@ -27629,15 +26918,6 @@
           </w:tcPr>
           <w:p>
             <w:r/>
-            <w:r>
-              <w:rPr>
-                <w:b/>
-                <w:sz w:val="16"/>
-              </w:rPr>
-              <w:t>1</w:t>
-            </w:r>
-          </w:p>
-          <w:p>
             <w:r>
               <w:rPr>
                 <w:b/>
@@ -28476,15 +27756,6 @@
             <w:r>
               <w:rPr>
                 <w:b/>
-                <w:sz w:val="16"/>
-              </w:rPr>
-              <w:t>19-21</w:t>
-            </w:r>
-          </w:p>
-          <w:p>
-            <w:r>
-              <w:rPr>
-                <w:b/>
                 <w:sz w:val="18"/>
               </w:rPr>
               <w:t>The Interrogation</w:t>
@@ -28497,15 +27768,6 @@
           </w:tcPr>
           <w:p>
             <w:r/>
-            <w:r>
-              <w:rPr>
-                <w:b/>
-                <w:sz w:val="16"/>
-              </w:rPr>
-              <w:t>19-21</w:t>
-            </w:r>
-          </w:p>
-          <w:p>
             <w:r>
               <w:rPr>
                 <w:b/>
@@ -29044,15 +28306,6 @@
             <w:r>
               <w:rPr>
                 <w:b/>
-                <w:sz w:val="16"/>
-              </w:rPr>
-              <w:t>28-29</w:t>
-            </w:r>
-          </w:p>
-          <w:p>
-            <w:r>
-              <w:rPr>
-                <w:b/>
                 <w:sz w:val="18"/>
               </w:rPr>
               <w:t>The King of the Jews</w:t>
@@ -29065,15 +28318,6 @@
           </w:tcPr>
           <w:p>
             <w:r/>
-            <w:r>
-              <w:rPr>
-                <w:b/>
-                <w:sz w:val="16"/>
-              </w:rPr>
-              <w:t>28-29</w:t>
-            </w:r>
-          </w:p>
-          <w:p>
             <w:r>
               <w:rPr>
                 <w:b/>
@@ -29908,15 +29152,6 @@
             <w:r>
               <w:rPr>
                 <w:b/>
-                <w:sz w:val="16"/>
-              </w:rPr>
-              <w:t>1-3</w:t>
-            </w:r>
-          </w:p>
-          <w:p>
-            <w:r>
-              <w:rPr>
-                <w:b/>
                 <w:sz w:val="18"/>
               </w:rPr>
               <w:t>The Thorn Crown of the King</w:t>
@@ -29929,15 +29164,6 @@
           </w:tcPr>
           <w:p>
             <w:r/>
-            <w:r>
-              <w:rPr>
-                <w:b/>
-                <w:sz w:val="16"/>
-              </w:rPr>
-              <w:t>1-3</w:t>
-            </w:r>
-          </w:p>
-          <w:p>
             <w:r>
               <w:rPr>
                 <w:b/>
@@ -30808,15 +30034,6 @@
             <w:r>
               <w:rPr>
                 <w:b/>
-                <w:sz w:val="16"/>
-              </w:rPr>
-              <w:t>20-21</w:t>
-            </w:r>
-          </w:p>
-          <w:p>
-            <w:r>
-              <w:rPr>
-                <w:b/>
                 <w:sz w:val="18"/>
               </w:rPr>
               <w:t>The Crucifixion</w:t>
@@ -30829,15 +30046,6 @@
           </w:tcPr>
           <w:p>
             <w:r/>
-            <w:r>
-              <w:rPr>
-                <w:b/>
-                <w:sz w:val="16"/>
-              </w:rPr>
-              <w:t>20-21</w:t>
-            </w:r>
-          </w:p>
-          <w:p>
             <w:r>
               <w:rPr>
                 <w:b/>
@@ -31719,15 +30927,6 @@
             <w:r>
               <w:rPr>
                 <w:b/>
-                <w:sz w:val="16"/>
-              </w:rPr>
-              <w:t>1-2</w:t>
-            </w:r>
-          </w:p>
-          <w:p>
-            <w:r>
-              <w:rPr>
-                <w:b/>
                 <w:sz w:val="18"/>
               </w:rPr>
               <w:t>Resurrection!</w:t>
@@ -31740,15 +30939,6 @@
           </w:tcPr>
           <w:p>
             <w:r/>
-            <w:r>
-              <w:rPr>
-                <w:b/>
-                <w:sz w:val="16"/>
-              </w:rPr>
-              <w:t>1-2</w:t>
-            </w:r>
-          </w:p>
-          <w:p>
             <w:r>
               <w:rPr>
                 <w:b/>
@@ -32366,15 +31556,6 @@
             <w:r>
               <w:rPr>
                 <w:b/>
-                <w:sz w:val="16"/>
-              </w:rPr>
-              <w:t>19-20</w:t>
-            </w:r>
-          </w:p>
-          <w:p>
-            <w:r>
-              <w:rPr>
-                <w:b/>
                 <w:sz w:val="18"/>
               </w:rPr>
               <w:t>To Believe</w:t>
@@ -32387,15 +31568,6 @@
           </w:tcPr>
           <w:p>
             <w:r/>
-            <w:r>
-              <w:rPr>
-                <w:b/>
-                <w:sz w:val="16"/>
-              </w:rPr>
-              <w:t>19-20</w:t>
-            </w:r>
-          </w:p>
-          <w:p>
             <w:r>
               <w:rPr>
                 <w:b/>
@@ -33143,15 +32315,6 @@
             <w:r>
               <w:rPr>
                 <w:b/>
-                <w:sz w:val="16"/>
-              </w:rPr>
-              <w:t>1-3</w:t>
-            </w:r>
-          </w:p>
-          <w:p>
-            <w:r>
-              <w:rPr>
-                <w:b/>
                 <w:sz w:val="18"/>
               </w:rPr>
               <w:t>Fishing</w:t>
@@ -33164,15 +32327,6 @@
           </w:tcPr>
           <w:p>
             <w:r/>
-            <w:r>
-              <w:rPr>
-                <w:b/>
-                <w:sz w:val="16"/>
-              </w:rPr>
-              <w:t>1-3</w:t>
-            </w:r>
-          </w:p>
-          <w:p>
             <w:r>
               <w:rPr>
                 <w:b/>
@@ -33798,15 +32952,6 @@
             <w:r>
               <w:rPr>
                 <w:b/>
-                <w:sz w:val="16"/>
-              </w:rPr>
-              <w:t>15</w:t>
-            </w:r>
-          </w:p>
-          <w:p>
-            <w:r>
-              <w:rPr>
-                <w:b/>
                 <w:sz w:val="18"/>
               </w:rPr>
               <w:t>Do You Love Me?</w:t>
@@ -33819,15 +32964,6 @@
           </w:tcPr>
           <w:p>
             <w:r/>
-            <w:r>
-              <w:rPr>
-                <w:b/>
-                <w:sz w:val="16"/>
-              </w:rPr>
-              <w:t>15</w:t>
-            </w:r>
-          </w:p>
-          <w:p>
             <w:r>
               <w:rPr>
                 <w:b/>

--- a/gdocs_build/John.docx
+++ b/gdocs_build/John.docx
@@ -3926,7 +3926,7 @@
               <w:rPr>
                 <w:sz w:val="18"/>
               </w:rPr>
-              <w:t>"하나님 앞에서 내려온 사람, 바로 인자 말고는 아무도 하나님께 올라간 사람이 없어요. 옛날에 모세가 광야에서 뱀을 들어 올려서 사람들에게 보고 믿게 한 것처럼, 인자도 그렇게 들려야 해요. 그러면 그를 쳐다보는 사람, 그를 믿고 기다리는 사람은 누구나 진짜 생명, 영원한 생명을 얻게 될 거예요."</w:t>
+              <w:t>"하나님 앞에서 내려온 사람, 바로 인자 말고는 아무도 하나님께 올라간 사람이 없어요. 옛날에 모세가 광야에서 뱀을 들어 올려서 사람들에게 보고 믿게 한 것처럼(민수기 21:8-9), 인자도 그렇게 들려야 해요. 그러면 그를 쳐다보는 사람, 그를 믿고 기다리는 사람은 누구나 진짜 생명, 영원한 생명을 얻게 될 거예요."</w:t>
             </w:r>
           </w:p>
         </w:tc>
@@ -4068,7 +4068,7 @@
               <w:rPr>
                 <w:sz w:val="18"/>
               </w:rPr>
-              <w:t>"여러분이 처한 위기 상황이 딱 이거예요. 빛이신 하나님이 세상에 들어왔는데, 사람들은 어둠 속으로 도망쳤어요. 왜냐고요? 하나님 기쁘게 해드리는 일에는 1도 관심이 없었거든요. 나쁜 짓만 하고 거짓말이랑 망상에 빠진 사람은 누구나 빛이신 하나님을 싫어해서 가까이 오려고도 안 해요. 자기 잘못이 드러날까 봐 쫄거든요. 그런데 진리 안에서 제대로 사는 사람은 빛이신 하나님을 환영해요. 자기 행동이 하나님의 일을 위한 거였다는 걸 보여주려는 거죠."</w:t>
+              <w:t>"여러분이 처한 위기 상황이 딱 이거예요. 빛이신 하나님이 세상에 들어왔는데, 사람들은 어둠 속으로 도망쳤어요. 왜냐고요? 하나님 기쁘게 해드리는 일에는 진심으로 관심이 없었거든요. 나쁜 짓만 하고 거짓말이랑 망상에 빠진 사람은 누구나 빛이신 하나님을 싫어해서 가까이 오려고도 안 해요. 자기 잘못이 드러날까 봐 무서워하거든요. 그런데 진리 안에서 제대로 사는 사람은 빛이신 하나님을 환영해요. 자기 행동이 하나님의 일을 위한 거였다는 걸 보여주려는 거죠."</w:t>
             </w:r>
           </w:p>
         </w:tc>
@@ -4397,7 +4397,7 @@
               <w:rPr>
                 <w:sz w:val="18"/>
               </w:rPr>
-              <w:t>"위에서 오신 그분이야말로 하나님이 보낸 다른 어떤 심부름꾼보다 전설급야. 땅에서 난 사람은 땅에 묶여서 땅의 언어로 말하지만, 하늘에서 나신 분은 우리랑 차원이 달라. 그분은 하늘에서 직접 보고 들은 걸 증거로 보여주시는데, 아무도 거기에 관심을 안 둬. 근데 그 증거를 자세히 살펴보는 사람은 '하나님이 진리다'라는 사실에 자기 목숨을 걸게 되지."</w:t>
+              <w:t>"위에서 오신 그분이야말로 하나님이 보낸 다른 어떤 심부름꾼보다 훨씬 뛰어나. 땅에서 난 사람은 땅에 묶여서 땅의 언어로 말하지만, 하늘에서 나신 분은 우리랑 차원이 달라. 그분은 하늘에서 직접 보고 들은 걸 증거로 보여주시는데, 아무도 거기에 관심을 안 둬. 근데 그 증거를 자세히 살펴보는 사람은 '하나님이 진리다'라는 사실에 자기 목숨을 걸게 되지."</w:t>
             </w:r>
           </w:p>
         </w:tc>
@@ -9996,7 +9996,7 @@
               <w:rPr>
                 <w:sz w:val="18"/>
               </w:rPr>
-              <w:t>"가장 엄숙한 진실을 말할게. 나를 믿는 사람은 누구나 진짜 영원한 생명을 가져. 내가 생명의 떡이야. 너희 조상들은 광야에서 만나를 먹고 죽었어. 하지만 이제 하늘에서 진짜 내려오는 떡이 여기 있어. 이 떡을 먹는 사람은 절대 죽지 않아. 내가 떡이야—살아있는 떡!—하늘에서 내려온. 이 떡을 먹는 사람은 누구나 살 거야. 영원히! 내가 세상에 내어주어 먹고 살게 하는 떡은 나 자신이야—이 살과 피의 자아.</w:t>
+              <w:t>"가장 엄숙한 진실을 말할게. 나를 믿는 사람은 누구나 진짜 영원한 생명을 가져. 내가 생명의 떡이야. 너희 조상들은 광야에서 만나를 먹고 죽었어. 하지만 이제 하늘에서 진짜 내려오는 떡이 여기 있어. 이 떡을 먹는 사람은 절대 죽지 않아. 내가 떡이야—살아있는 떡!—하늘에서 내려온. 이 떡을 먹는 사람은 누구나 살 거야. 영원히! 내가 세상에 내어주어 먹고 살게 하는 떡은 나 자신이야—이 살과 피의 자아."</w:t>
             </w:r>
           </w:p>
         </w:tc>
@@ -12961,7 +12961,7 @@
               <w:rPr>
                 <w:sz w:val="18"/>
               </w:rPr>
-              <w:t>예수님이 대답하셨어요. "내 말뿐이라는 건 맞아—하지만 믿을 만해. 나는 어디서 왔고 어디로 가는지 알아. 너희는 내가 어디서 왔는지 어디로 가는지 몰라. 너희는 보고 만질 수 있는 걸로 판단해. 나는 그렇게 판단하지 않아. 설령 한다 해도 내 판단은 진짜야. 좁은 내 경험이 아니라 나를 보내신 분—아버지—의 넓으심에서 판단하니까. 하나님의 율법 조건에 맞아. 두 증인의 증언은 믿을 만하다는 거야. 너희가 가진 게 바로 그거야—내 말, 그리고 나를 보내신 아버지의 말씀.</w:t>
+              <w:t>예수님이 대답하셨어요. "내 말뿐이라는 건 맞아—하지만 믿을 만해. 나는 어디서 왔고 어디로 가는지 알아. 너희는 내가 어디서 왔는지 어디로 가는지 몰라. 너희는 보고 만질 수 있는 걸로 판단해. 나는 그렇게 판단하지 않아. 설령 한다 해도 내 판단은 진짜야. 좁은 내 경험이 아니라 나를 보내신 분—아버지—의 넓으심에서 판단하니까. 하나님의 율법 조건에 맞아. 두 증인의 증언은 믿을 만하다는 거야. 너희가 가진 게 바로 그거야—내 말, 그리고 나를 보내신 아버지의 말씀."</w:t>
             </w:r>
           </w:p>
         </w:tc>
@@ -13890,7 +13890,7 @@
               <w:rPr>
                 <w:sz w:val="18"/>
               </w:rPr>
-              <w:t>그들이 발끈했어요. "우리 아버지는 아브라함이야!" 예수님이 말씀하셨어요. "너희가 아브라함의 자녀라면 아브라함이 한 일을 했겠지. 그런데 여기 나—하나님에게서 직접 받은 진리를 말한 사람—을 죽이려 하잖아! 아브라함은 그런 짓 안 했어. 너희는 너희 아버지의 행실을 계속 반복하는 거야." 그들이 말했어요. "우리는 사생아가 아니에요. 정당한 아버지가 있어요. 오직 한 분 하나님.</w:t>
+              <w:t>그들이 발끈했어요. "우리 아버지는 아브라함이야!" 예수님이 말씀하셨어요. "너희가 아브라함의 자녀라면 아브라함이 한 일을 했겠지. 그런데 여기 나—하나님에게서 직접 받은 진리를 말한 사람—을 죽이려 하잖아! 아브라함은 그런 짓 안 했어. 너희는 너희 아버지의 행실을 계속 반복하는 거야." 그들이 말했어요. "우리는 사생아가 아니에요. 정당한 아버지가 있어요. 오직 한 분 하나님."</w:t>
             </w:r>
           </w:p>
         </w:tc>
@@ -14986,7 +14986,7 @@
               <w:rPr>
                 <w:sz w:val="18"/>
               </w:rPr>
-              <w:t>어떤 사람들은 "맞아, 그야!"라고 했죠. 하지만 다른 사람들은 반대했어요. "전혀 다른 사람이야. 그냥 닮았을 뿐이야." 그가 말했어요. "나야—바로 나.</w:t>
+              <w:t>어떤 사람들은 "맞아, 그야!"라고 했죠. 하지만 다른 사람들은 반대했어요. "전혀 다른 사람이야. 그냥 닮았을 뿐이야." 그가 말했어요. "나야—바로 나."</w:t>
             </w:r>
           </w:p>
         </w:tc>
@@ -16430,7 +16430,7 @@
               <w:rPr>
                 <w:sz w:val="18"/>
               </w:rPr>
-              <w:t>그러자 예수님이 말씀하셨어요. "나는 세상에 와서 모든 걸 환한 대낮으로 가져와 구분을 분명히 했어—본 적 없는 사람이 보게 되고, 보는 척 크게 쇼하는 사람은 소경으로 드러나도록.</w:t>
+              <w:t>그러자 예수님이 말씀하셨어요. "나는 세상에 와서 모든 걸 환한 대낮으로 가져와 구분을 분명히 했어—본 적 없는 사람이 보게 되고, 보는 척 크게 쇼하는 사람은 소경으로 드러나도록."</w:t>
             </w:r>
           </w:p>
         </w:tc>
@@ -17323,7 +17323,7 @@
               <w:rPr>
                 <w:sz w:val="18"/>
               </w:rPr>
-              <w:t>유대인들이 말했어요. "네가 한 좋은 일 때문이 아니라 네가 한 말 때문이야—자기를 하나님이라고 부르는 이 신성모독.</w:t>
+              <w:t>유대인들이 말했어요. "네가 한 좋은 일 때문이 아니라 네가 한 말 때문이야—자기를 하나님이라고 부르는 이 신성모독."</w:t>
             </w:r>
           </w:p>
         </w:tc>
@@ -22964,7 +22964,7 @@
               <w:rPr>
                 <w:sz w:val="18"/>
               </w:rPr>
-              <w:t>"새 계명을 줄게. 서로 사랑해. 내가 너희를 사랑한 것처럼 너희도 서로 사랑해. 모두가 너희가 내 제자임을 알아볼 방법이 바로 이거야—서로를 향한 너희의 사랑을 볼 때.</w:t>
+              <w:t>"새 계명을 줄게. 서로 사랑해. 내가 너희를 사랑한 것처럼 너희도 서로 사랑해. 모두가 너희가 내 제자임을 알아볼 방법이 바로 이거야—서로를 향한 너희의 사랑을 볼 때."</w:t>
             </w:r>
           </w:p>
         </w:tc>
@@ -25700,7 +25700,7 @@
               <w:rPr>
                 <w:sz w:val="18"/>
               </w:rPr>
-              <w:t>"I still have many things to tell you, but you can't handle them now. But when the Friend comes—the Spirit of Truth—he'll take you by the hand and guide you into all the truth there is. He won't draw attention to himself, but will make sense of what's about to happen and, really, of everything I've done and said. He'll honor me; he'll take from me and deliver it to you. Everything the Father has is also mine. That's why I've said, 'He takes from me and delivers to you.'</w:t>
+              <w:t>"I still have many things to tell you, but you can't handle them now. But when the Friend comes—the Spirit of Truth—he'll take you by the hand and guide you into all the truth there is. He won't draw attention to himself, but will make sense of what's about to happen and, really, of everything I've done and said. He'll honor me; he'll take from me and deliver it to you. Everything the Father has is also mine. That's why I've said, 'He takes from me and delivers to you.'"</w:t>
             </w:r>
           </w:p>
         </w:tc>

--- a/gdocs_build/John.docx
+++ b/gdocs_build/John.docx
@@ -3642,7 +3642,7 @@
               <w:rPr>
                 <w:sz w:val="18"/>
               </w:rPr>
-              <w:t>예수님이 말했음. "여러분은 제대로 안 듣고 계시는군요. 다시 말씀드릴게요. 사람은 누구나 완전 근본적인 창조 과정을 다시 겪어야 해요. '태초에 물 위를 움직이던 성령' 아시죠? 그 성령을 통해서 창조되는 것, 보이는 세상을 움직이는 보이지 않는 세상, 새로운 생명으로 들어가는 세례 같은 것 말이에요. 이런 과정 없이는 하나님 나라에 못 들어가요. 아기 낳는 걸로 예를 들어볼게요. 갓 태어난 아기는 그냥 우리가 보고 만질 수 있는 몸뚱이만 있잖아요. 그런데 그 몸 안에서 만들어지는 인격은 우리가 절대 보거나 만질 수 없는 것, 바로 '성령'으로 만들어져서 살아있는 영이 되는 거예요. 바로 이런 과정을 말씀드리는 거예요."</w:t>
+              <w:t>예수님이 말했음. "여러분은 제대로 안 듣고 계시는군요. 다시 말씀드릴게요. 사람은 누구나 이 원래의 창조에 완전히 자신을 맡겨야 해요. '바람이 물 위를 맴돌던' 태초의 창조 아시죠? 보이지 않는 것이 보이는 것을 움직이는 것, 새 생명으로 들어가는 세례 같은 것 말이에요. 이런 것 없이는 하나님 나라에 못 들어가요. 아기를 보세요. 갓 태어난 아기는 우리가 보고 만질 수 있는 몸일 뿐이잖아요. 그런데 그 안에서 만들어지는 인격은 우리가 절대 보거나 만질 수 없는 것, 바로 '성령'으로 만들어져서 살아있는 영이 되는 거예요."</w:t>
             </w:r>
           </w:p>
         </w:tc>
@@ -3903,7 +3903,7 @@
               <w:rPr>
                 <w:sz w:val="18"/>
               </w:rPr>
-              <w:t>"Nobody has ever gone up into God's presence except the One who came down from that Presence, the Son of Man. It's like how Moses lifted up the bronze snake in the desert so people could look at it and believe they'd be healed (Numbers 21:8-9). In the same way, the Son of Man has to be lifted up— and everyone who looks up to him, truly trusting and expecting, will get a real life, an eternal life."</w:t>
+              <w:t>"Nobody has ever gone up into God's presence except the One who came down from that Presence, the Son of Man. It's like how Moses lifted up the serpent in the desert so people could look at it and believe. In the same way, the Son of Man has to be lifted up— and everyone who looks up to him, truly trusting and expecting, will get a real life, an eternal life."</w:t>
             </w:r>
           </w:p>
         </w:tc>
@@ -3926,7 +3926,7 @@
               <w:rPr>
                 <w:sz w:val="18"/>
               </w:rPr>
-              <w:t>"하나님 앞에서 내려온 사람, 바로 인자 말고는 아무도 하나님께 올라간 사람이 없어요. 옛날에 모세가 광야에서 뱀을 들어 올려서 사람들에게 보고 믿게 한 것처럼(민수기 21:8-9), 인자도 그렇게 들려야 해요. 그러면 그를 쳐다보는 사람, 그를 믿고 기다리는 사람은 누구나 진짜 생명, 영원한 생명을 얻게 될 거예요."</w:t>
+              <w:t>"하나님이 계신 그곳에서 내려오신 분, 바로 인자 말고는 아무도 하나님께 올라간 사람이 없어요. 옛날에 모세가 광야에서 뱀을 들어 올려서 사람들에게 보고 믿게 한 것처럼, 인자도 그렇게 들려야 해요. 그러면 그를 쳐다보는 사람, 그를 믿고 기다리는 사람은 누구나 진짜 생명, 영원한 생명을 얻게 될 거예요."</w:t>
             </w:r>
           </w:p>
         </w:tc>
@@ -8135,7 +8135,7 @@
               <w:rPr>
                 <w:sz w:val="18"/>
               </w:rPr>
-              <w:t>"너희는 성경에 코를 박고 사는데 거기서 영생을 찾을 거라고 생각하지. 하지만 숲을 보고 나무를 놓쳐. 이 성경들은 전부 나에 대한 거야! 그런데 여기 내가 바로 너희 앞에 서 있는데, 너희가 원한다는 그 생명을 나에게서 받으려 하지 않아.</w:t>
+              <w:t>"너희는 성경에 코를 박고 사는데 거기서 영생을 찾을 거라고 생각하지. 하지만 나무만 보고 숲을 놓쳐. 이 성경들은 전부 나에 대한 거야! 그런데 여기 내가 바로 너희 앞에 서 있는데, 너희가 원한다는 그 생명을 나에게서 받으려 하지 않아.</w:t>
             </w:r>
           </w:p>
         </w:tc>
@@ -13961,7 +13961,7 @@
               <w:rPr>
                 <w:sz w:val="18"/>
               </w:rPr>
-              <w:t>"하나님이 너희 아버지라면," 예수님이 말씀하셨어요. "나를 사랑했겠지. 나는 하나님에게서 와서 여기 도착했거든. 혼자 온 게 아니야—그분이 보내셨어. 왜 내 말 한마디도 이해 못 해? 이유가 있어. 감당을 못 하는 거야. 너희는 아버지인 악마에게서 왔고, 그분을 기쁘게 하는 게 너희가 원하는 전부야. 그는 처음부터 살인자였어. 진리를 견디지 못했지. 그 안에 진리가 한 조각도 없었거든. 거짓말쟁이가 말할 때는 거짓된 본성에서 지어내 세상을 거짓으로 채워. 내가 나타나서 있는 그대로 진리를 말하는데, 너희는 나와 아무 상관도 갖기 싫어해. 너희 중 누가 내 말 하나, 내 행동 하나가 속임수라고 입증할 수 있어? 그런데 내가 진리를 말하는데 왜 안 믿어? 하나님 편에 있는 사람은 하나님의 말씀을 들어. 너희가 안 듣는 이유가 바로 그거야—너희가 하나님 편이 아니니까."</w:t>
+              <w:t>"하나님이 너희 아버지라면," 예수님이 말씀하셨어요. "나를 사랑했겠지. 나는 하나님에게서 와서 여기 도착했거든. 혼자 온 게 아니야—그분이 보내셨어. 왜 내 말 한마디도 이해 못 해? 이유가 있어. 감당을 못 하는 거야. 너희는 아버지인 악마에게서 왔고, 그를 기쁘게 하는 게 너희가 원하는 전부야. 그는 처음부터 살인자였어. 진리를 견디지 못했지. 그 안에 진리가 한 조각도 없었거든. 거짓말쟁이가 말할 때는 거짓된 본성에서 지어내 세상을 거짓으로 채워. 내가 나타나서 있는 그대로 진리를 말하는데, 너희는 나와 아무 상관도 갖기 싫어해. 너희 중 누가 내 말 하나, 내 행동 하나가 속임수라고 입증할 수 있어? 그런데 내가 진리를 말하는데 왜 안 믿어? 하나님 편에 있는 사람은 하나님의 말씀을 들어. 너희가 안 듣는 이유가 바로 그거야—너희가 하나님 편이 아니니까."</w:t>
             </w:r>
           </w:p>
         </w:tc>
@@ -32688,7 +32688,7 @@
               <w:rPr>
                 <w:sz w:val="18"/>
               </w:rPr>
-              <w:t>Then the disciple Jesus loved said to Peter, "It's the Master!" When Simon Peter realized it was the Master, he threw on some clothes—he'd stripped down for work—and dove into the sea. The other disciples came in by boat, since they weren't far from land, about a hundred yards, pulling the net full of fish. When they got out of the boat, they saw a charcoal fire already laid, with fish and bread cooking on it.</w:t>
+              <w:t>Then the disciple Jesus loved said to Peter, "It's the Master!" When Simon Peter realized it was the Master, he threw on some clothes—he'd stripped down for work—and dove into the sea. The other disciples came in by boat, since they weren't far from land, about a hundred yards, pulling the net full of fish. When they got out of the boat, they saw a fire laid, with fish and bread cooking on it.</w:t>
             </w:r>
           </w:p>
         </w:tc>
@@ -32711,7 +32711,7 @@
               <w:rPr>
                 <w:sz w:val="18"/>
               </w:rPr>
-              <w:t>그러자 예수님이 사랑하시던 제자가 베드로에게 말했어요. "주님이야!" 시몬 베드로가 주님이신 걸 알고 옷을 걸쳤어요—일하느라 벗고 있었거든요—그리고 바다로 뛰어들었죠. 다른 제자들은 배를 타고 왔어요. 육지에서 멀지 않았거든요. 100야드쯤 됐죠. 물고기 가득한 그물을 끌고요. 배에서 내리자 숯불이 이미 피워져 있었고, 생선과 빵이 익고 있었어요.</w:t>
+              <w:t>그러자 예수님이 사랑하시던 제자가 베드로에게 말했어요. "주님이야!" 시몬 베드로가 주님이신 걸 알고 옷을 걸쳤어요—일하느라 벗고 있었거든요—그리고 바다로 뛰어들었죠. 다른 제자들은 배를 타고 왔어요. 육지에서 멀지 않았거든요. 100야드쯤 됐죠. 물고기 가득한 그물을 끌고요. 배에서 내리자 불이 피워져 있었고, 생선과 빵이 익고 있었어요.</w:t>
             </w:r>
           </w:p>
         </w:tc>
